--- a/Documents/TaskFlow_DocumentoDeVisao.docx
+++ b/Documents/TaskFlow_DocumentoDeVisao.docx
@@ -1059,6 +1059,14 @@
                 <w:szCs w:val="20"/>
               </w:rPr>
             </w:pPr>
+            <w:r>
+              <w:rPr>
+                <w:color w:val="374151"/>
+                <w:sz w:val="20"/>
+                <w:szCs w:val="20"/>
+              </w:rPr>
+              <w:t>Vinicius Ryosuke Otsuka</w:t>
+            </w:r>
           </w:p>
         </w:tc>
         <w:tc>
@@ -1086,6 +1094,14 @@
                 <w:szCs w:val="20"/>
               </w:rPr>
             </w:pPr>
+            <w:r>
+              <w:rPr>
+                <w:color w:val="374151"/>
+                <w:sz w:val="20"/>
+                <w:szCs w:val="20"/>
+              </w:rPr>
+              <w:t>Desenvolvedor</w:t>
+            </w:r>
           </w:p>
         </w:tc>
       </w:tr>
@@ -1441,7 +1457,7 @@
           </w:p>
           <w:p>
             <w:pPr>
-              <w:pStyle w:val="ListParagraph"/>
+              <w:pStyle w:val="PargrafodaLista"/>
               <w:numPr>
                 <w:ilvl w:val="0"/>
                 <w:numId w:val="2"/>
@@ -1466,7 +1482,7 @@
           </w:p>
           <w:p>
             <w:pPr>
-              <w:pStyle w:val="ListParagraph"/>
+              <w:pStyle w:val="PargrafodaLista"/>
               <w:numPr>
                 <w:ilvl w:val="0"/>
                 <w:numId w:val="2"/>
@@ -1503,7 +1519,7 @@
           </w:p>
           <w:p>
             <w:pPr>
-              <w:pStyle w:val="ListParagraph"/>
+              <w:pStyle w:val="PargrafodaLista"/>
               <w:numPr>
                 <w:ilvl w:val="0"/>
                 <w:numId w:val="2"/>
@@ -1528,7 +1544,7 @@
           </w:p>
           <w:p>
             <w:pPr>
-              <w:pStyle w:val="ListParagraph"/>
+              <w:pStyle w:val="PargrafodaLista"/>
               <w:numPr>
                 <w:ilvl w:val="0"/>
                 <w:numId w:val="2"/>
@@ -1553,7 +1569,7 @@
           </w:p>
           <w:p>
             <w:pPr>
-              <w:pStyle w:val="ListParagraph"/>
+              <w:pStyle w:val="PargrafodaLista"/>
               <w:numPr>
                 <w:ilvl w:val="0"/>
                 <w:numId w:val="2"/>
@@ -1620,7 +1636,7 @@
     </w:p>
     <w:p>
       <w:pPr>
-        <w:pStyle w:val="ListParagraph"/>
+        <w:pStyle w:val="PargrafodaLista"/>
         <w:numPr>
           <w:ilvl w:val="0"/>
           <w:numId w:val="2"/>
@@ -1651,7 +1667,7 @@
     </w:p>
     <w:p>
       <w:pPr>
-        <w:pStyle w:val="ListParagraph"/>
+        <w:pStyle w:val="PargrafodaLista"/>
         <w:numPr>
           <w:ilvl w:val="0"/>
           <w:numId w:val="2"/>
@@ -1694,7 +1710,7 @@
     </w:p>
     <w:p>
       <w:pPr>
-        <w:pStyle w:val="ListParagraph"/>
+        <w:pStyle w:val="PargrafodaLista"/>
         <w:numPr>
           <w:ilvl w:val="0"/>
           <w:numId w:val="2"/>
@@ -1731,7 +1747,7 @@
     </w:p>
     <w:p>
       <w:pPr>
-        <w:pStyle w:val="ListParagraph"/>
+        <w:pStyle w:val="PargrafodaLista"/>
         <w:numPr>
           <w:ilvl w:val="0"/>
           <w:numId w:val="2"/>
@@ -1763,7 +1779,7 @@
     </w:p>
     <w:p>
       <w:pPr>
-        <w:pStyle w:val="ListParagraph"/>
+        <w:pStyle w:val="PargrafodaLista"/>
         <w:numPr>
           <w:ilvl w:val="0"/>
           <w:numId w:val="2"/>
@@ -1782,7 +1798,7 @@
     </w:p>
     <w:p>
       <w:pPr>
-        <w:pStyle w:val="ListParagraph"/>
+        <w:pStyle w:val="PargrafodaLista"/>
         <w:numPr>
           <w:ilvl w:val="0"/>
           <w:numId w:val="2"/>
@@ -1813,7 +1829,7 @@
     </w:p>
     <w:p>
       <w:pPr>
-        <w:pStyle w:val="ListParagraph"/>
+        <w:pStyle w:val="PargrafodaLista"/>
         <w:numPr>
           <w:ilvl w:val="0"/>
           <w:numId w:val="2"/>
@@ -1844,7 +1860,7 @@
     </w:p>
     <w:p>
       <w:pPr>
-        <w:pStyle w:val="ListParagraph"/>
+        <w:pStyle w:val="PargrafodaLista"/>
         <w:numPr>
           <w:ilvl w:val="0"/>
           <w:numId w:val="2"/>
@@ -1875,7 +1891,7 @@
     </w:p>
     <w:p>
       <w:pPr>
-        <w:pStyle w:val="ListParagraph"/>
+        <w:pStyle w:val="PargrafodaLista"/>
         <w:numPr>
           <w:ilvl w:val="0"/>
           <w:numId w:val="2"/>
@@ -1918,7 +1934,7 @@
     </w:p>
     <w:p>
       <w:pPr>
-        <w:pStyle w:val="ListParagraph"/>
+        <w:pStyle w:val="PargrafodaLista"/>
         <w:numPr>
           <w:ilvl w:val="0"/>
           <w:numId w:val="2"/>
@@ -1949,7 +1965,7 @@
     </w:p>
     <w:p>
       <w:pPr>
-        <w:pStyle w:val="ListParagraph"/>
+        <w:pStyle w:val="PargrafodaLista"/>
         <w:numPr>
           <w:ilvl w:val="0"/>
           <w:numId w:val="2"/>
@@ -2001,6 +2017,7 @@
         </w:pBdr>
       </w:pPr>
       <w:r>
+        <w:lastRenderedPageBreak/>
         <w:t xml:space="preserve">5. </w:t>
       </w:r>
       <w:r>
@@ -2511,7 +2528,7 @@
     </w:p>
     <w:p>
       <w:pPr>
-        <w:pStyle w:val="ListParagraph"/>
+        <w:pStyle w:val="PargrafodaLista"/>
         <w:numPr>
           <w:ilvl w:val="0"/>
           <w:numId w:val="2"/>
@@ -2530,7 +2547,7 @@
     </w:p>
     <w:p>
       <w:pPr>
-        <w:pStyle w:val="ListParagraph"/>
+        <w:pStyle w:val="PargrafodaLista"/>
         <w:numPr>
           <w:ilvl w:val="0"/>
           <w:numId w:val="2"/>
@@ -2573,7 +2590,7 @@
     </w:p>
     <w:p>
       <w:pPr>
-        <w:pStyle w:val="ListParagraph"/>
+        <w:pStyle w:val="PargrafodaLista"/>
         <w:numPr>
           <w:ilvl w:val="0"/>
           <w:numId w:val="2"/>
@@ -2616,7 +2633,7 @@
     </w:p>
     <w:p>
       <w:pPr>
-        <w:pStyle w:val="ListParagraph"/>
+        <w:pStyle w:val="PargrafodaLista"/>
         <w:numPr>
           <w:ilvl w:val="0"/>
           <w:numId w:val="2"/>
@@ -2648,7 +2665,7 @@
     </w:p>
     <w:p>
       <w:pPr>
-        <w:pStyle w:val="ListParagraph"/>
+        <w:pStyle w:val="PargrafodaLista"/>
         <w:numPr>
           <w:ilvl w:val="0"/>
           <w:numId w:val="2"/>
@@ -2691,7 +2708,7 @@
     </w:p>
     <w:p>
       <w:pPr>
-        <w:pStyle w:val="ListParagraph"/>
+        <w:pStyle w:val="PargrafodaLista"/>
         <w:numPr>
           <w:ilvl w:val="0"/>
           <w:numId w:val="2"/>
@@ -2710,7 +2727,7 @@
     </w:p>
     <w:p>
       <w:pPr>
-        <w:pStyle w:val="ListParagraph"/>
+        <w:pStyle w:val="PargrafodaLista"/>
         <w:numPr>
           <w:ilvl w:val="0"/>
           <w:numId w:val="2"/>
@@ -2735,7 +2752,7 @@
     </w:p>
     <w:p>
       <w:pPr>
-        <w:pStyle w:val="ListParagraph"/>
+        <w:pStyle w:val="PargrafodaLista"/>
         <w:numPr>
           <w:ilvl w:val="0"/>
           <w:numId w:val="2"/>
@@ -2754,7 +2771,7 @@
     </w:p>
     <w:p>
       <w:pPr>
-        <w:pStyle w:val="ListParagraph"/>
+        <w:pStyle w:val="PargrafodaLista"/>
         <w:numPr>
           <w:ilvl w:val="0"/>
           <w:numId w:val="2"/>
@@ -2779,7 +2796,7 @@
     </w:p>
     <w:p>
       <w:pPr>
-        <w:pStyle w:val="ListParagraph"/>
+        <w:pStyle w:val="PargrafodaLista"/>
         <w:numPr>
           <w:ilvl w:val="0"/>
           <w:numId w:val="2"/>
@@ -2817,7 +2834,7 @@
     </w:p>
     <w:p>
       <w:pPr>
-        <w:pStyle w:val="ListParagraph"/>
+        <w:pStyle w:val="PargrafodaLista"/>
         <w:numPr>
           <w:ilvl w:val="0"/>
           <w:numId w:val="2"/>
@@ -2848,7 +2865,7 @@
     </w:p>
     <w:p>
       <w:pPr>
-        <w:pStyle w:val="ListParagraph"/>
+        <w:pStyle w:val="PargrafodaLista"/>
         <w:numPr>
           <w:ilvl w:val="0"/>
           <w:numId w:val="2"/>
@@ -2873,7 +2890,7 @@
     </w:p>
     <w:p>
       <w:pPr>
-        <w:pStyle w:val="ListParagraph"/>
+        <w:pStyle w:val="PargrafodaLista"/>
         <w:numPr>
           <w:ilvl w:val="0"/>
           <w:numId w:val="2"/>
@@ -2928,7 +2945,7 @@
     </w:p>
     <w:p>
       <w:pPr>
-        <w:pStyle w:val="ListParagraph"/>
+        <w:pStyle w:val="PargrafodaLista"/>
         <w:numPr>
           <w:ilvl w:val="0"/>
           <w:numId w:val="2"/>
@@ -2971,7 +2988,7 @@
     </w:p>
     <w:p>
       <w:pPr>
-        <w:pStyle w:val="ListParagraph"/>
+        <w:pStyle w:val="PargrafodaLista"/>
         <w:numPr>
           <w:ilvl w:val="0"/>
           <w:numId w:val="2"/>
@@ -3002,7 +3019,7 @@
     </w:p>
     <w:p>
       <w:pPr>
-        <w:pStyle w:val="ListParagraph"/>
+        <w:pStyle w:val="PargrafodaLista"/>
         <w:numPr>
           <w:ilvl w:val="0"/>
           <w:numId w:val="2"/>
@@ -3046,12 +3063,13 @@
         <w:pStyle w:val="heading20"/>
       </w:pPr>
       <w:r>
+        <w:lastRenderedPageBreak/>
         <w:t>6.4 Timer Pomodoro (Semestre 1)</w:t>
       </w:r>
     </w:p>
     <w:p>
       <w:pPr>
-        <w:pStyle w:val="ListParagraph"/>
+        <w:pStyle w:val="PargrafodaLista"/>
         <w:numPr>
           <w:ilvl w:val="0"/>
           <w:numId w:val="2"/>
@@ -3067,7 +3085,7 @@
     </w:p>
     <w:p>
       <w:pPr>
-        <w:pStyle w:val="ListParagraph"/>
+        <w:pStyle w:val="PargrafodaLista"/>
         <w:numPr>
           <w:ilvl w:val="0"/>
           <w:numId w:val="2"/>
@@ -3098,7 +3116,7 @@
     </w:p>
     <w:p>
       <w:pPr>
-        <w:pStyle w:val="ListParagraph"/>
+        <w:pStyle w:val="PargrafodaLista"/>
         <w:numPr>
           <w:ilvl w:val="0"/>
           <w:numId w:val="2"/>
@@ -3117,7 +3135,7 @@
     </w:p>
     <w:p>
       <w:pPr>
-        <w:pStyle w:val="ListParagraph"/>
+        <w:pStyle w:val="PargrafodaLista"/>
         <w:numPr>
           <w:ilvl w:val="0"/>
           <w:numId w:val="2"/>
@@ -3173,7 +3191,7 @@
     </w:p>
     <w:p>
       <w:pPr>
-        <w:pStyle w:val="ListParagraph"/>
+        <w:pStyle w:val="PargrafodaLista"/>
         <w:numPr>
           <w:ilvl w:val="0"/>
           <w:numId w:val="2"/>
@@ -3210,7 +3228,7 @@
     </w:p>
     <w:p>
       <w:pPr>
-        <w:pStyle w:val="ListParagraph"/>
+        <w:pStyle w:val="PargrafodaLista"/>
         <w:numPr>
           <w:ilvl w:val="0"/>
           <w:numId w:val="2"/>
@@ -3229,7 +3247,7 @@
     </w:p>
     <w:p>
       <w:pPr>
-        <w:pStyle w:val="ListParagraph"/>
+        <w:pStyle w:val="PargrafodaLista"/>
         <w:numPr>
           <w:ilvl w:val="0"/>
           <w:numId w:val="2"/>
@@ -3260,7 +3278,7 @@
     </w:p>
     <w:p>
       <w:pPr>
-        <w:pStyle w:val="ListParagraph"/>
+        <w:pStyle w:val="PargrafodaLista"/>
         <w:numPr>
           <w:ilvl w:val="0"/>
           <w:numId w:val="2"/>
@@ -3304,7 +3322,7 @@
     </w:p>
     <w:p>
       <w:pPr>
-        <w:pStyle w:val="ListParagraph"/>
+        <w:pStyle w:val="PargrafodaLista"/>
         <w:numPr>
           <w:ilvl w:val="0"/>
           <w:numId w:val="2"/>
@@ -3323,7 +3341,7 @@
     </w:p>
     <w:p>
       <w:pPr>
-        <w:pStyle w:val="ListParagraph"/>
+        <w:pStyle w:val="PargrafodaLista"/>
         <w:numPr>
           <w:ilvl w:val="0"/>
           <w:numId w:val="2"/>
@@ -3360,7 +3378,7 @@
     </w:p>
     <w:p>
       <w:pPr>
-        <w:pStyle w:val="ListParagraph"/>
+        <w:pStyle w:val="PargrafodaLista"/>
         <w:numPr>
           <w:ilvl w:val="0"/>
           <w:numId w:val="2"/>
@@ -3409,7 +3427,7 @@
     </w:p>
     <w:p>
       <w:pPr>
-        <w:pStyle w:val="ListParagraph"/>
+        <w:pStyle w:val="PargrafodaLista"/>
         <w:numPr>
           <w:ilvl w:val="0"/>
           <w:numId w:val="2"/>
@@ -4351,6 +4369,7 @@
         </w:pBdr>
       </w:pPr>
       <w:r>
+        <w:lastRenderedPageBreak/>
         <w:t>8. Stack Tecnologica</w:t>
       </w:r>
     </w:p>
@@ -6484,6 +6503,7 @@
         </w:pBdr>
       </w:pPr>
       <w:r>
+        <w:lastRenderedPageBreak/>
         <w:t>9. Arquitetura do Projeto</w:t>
       </w:r>
     </w:p>
@@ -8243,6 +8263,7 @@
                 <w:bCs/>
                 <w:color w:val="1A56DB"/>
               </w:rPr>
+              <w:lastRenderedPageBreak/>
               <w:t>Princípio</w:t>
             </w:r>
             <w:r>
@@ -8444,7 +8465,7 @@
           </w:p>
           <w:p>
             <w:pPr>
-              <w:pStyle w:val="ListParagraph"/>
+              <w:pStyle w:val="PargrafodaLista"/>
               <w:numPr>
                 <w:ilvl w:val="0"/>
                 <w:numId w:val="3"/>
@@ -8487,7 +8508,7 @@
           </w:p>
           <w:p>
             <w:pPr>
-              <w:pStyle w:val="ListParagraph"/>
+              <w:pStyle w:val="PargrafodaLista"/>
               <w:numPr>
                 <w:ilvl w:val="0"/>
                 <w:numId w:val="3"/>
@@ -8530,7 +8551,7 @@
           </w:p>
           <w:p>
             <w:pPr>
-              <w:pStyle w:val="ListParagraph"/>
+              <w:pStyle w:val="PargrafodaLista"/>
               <w:numPr>
                 <w:ilvl w:val="0"/>
                 <w:numId w:val="3"/>
@@ -8561,7 +8582,7 @@
           </w:p>
           <w:p>
             <w:pPr>
-              <w:pStyle w:val="ListParagraph"/>
+              <w:pStyle w:val="PargrafodaLista"/>
               <w:numPr>
                 <w:ilvl w:val="0"/>
                 <w:numId w:val="3"/>
@@ -8580,7 +8601,7 @@
           </w:p>
           <w:p>
             <w:pPr>
-              <w:pStyle w:val="ListParagraph"/>
+              <w:pStyle w:val="PargrafodaLista"/>
               <w:numPr>
                 <w:ilvl w:val="0"/>
                 <w:numId w:val="3"/>
@@ -9314,6 +9335,7 @@
                 <w:bCs/>
                 <w:color w:val="D97706"/>
               </w:rPr>
+              <w:lastRenderedPageBreak/>
               <w:t xml:space="preserve">Por que essa </w:t>
             </w:r>
             <w:r>
@@ -9335,7 +9357,7 @@
           </w:p>
           <w:p>
             <w:pPr>
-              <w:pStyle w:val="ListParagraph"/>
+              <w:pStyle w:val="PargrafodaLista"/>
               <w:numPr>
                 <w:ilvl w:val="0"/>
                 <w:numId w:val="2"/>
@@ -9354,7 +9376,7 @@
           </w:p>
           <w:p>
             <w:pPr>
-              <w:pStyle w:val="ListParagraph"/>
+              <w:pStyle w:val="PargrafodaLista"/>
               <w:numPr>
                 <w:ilvl w:val="0"/>
                 <w:numId w:val="2"/>
@@ -9433,7 +9455,7 @@
           </w:p>
           <w:p>
             <w:pPr>
-              <w:pStyle w:val="ListParagraph"/>
+              <w:pStyle w:val="PargrafodaLista"/>
               <w:numPr>
                 <w:ilvl w:val="0"/>
                 <w:numId w:val="2"/>
@@ -10767,7 +10789,7 @@
           </w:p>
           <w:p>
             <w:pPr>
-              <w:pStyle w:val="ListParagraph"/>
+              <w:pStyle w:val="PargrafodaLista"/>
               <w:numPr>
                 <w:ilvl w:val="0"/>
                 <w:numId w:val="2"/>
@@ -10788,7 +10810,7 @@
           </w:p>
           <w:p>
             <w:pPr>
-              <w:pStyle w:val="ListParagraph"/>
+              <w:pStyle w:val="PargrafodaLista"/>
               <w:numPr>
                 <w:ilvl w:val="0"/>
                 <w:numId w:val="2"/>
@@ -10831,7 +10853,7 @@
           </w:p>
           <w:p>
             <w:pPr>
-              <w:pStyle w:val="ListParagraph"/>
+              <w:pStyle w:val="PargrafodaLista"/>
               <w:numPr>
                 <w:ilvl w:val="0"/>
                 <w:numId w:val="2"/>
@@ -10850,7 +10872,7 @@
           </w:p>
           <w:p>
             <w:pPr>
-              <w:pStyle w:val="ListParagraph"/>
+              <w:pStyle w:val="PargrafodaLista"/>
               <w:numPr>
                 <w:ilvl w:val="0"/>
                 <w:numId w:val="2"/>
@@ -10864,12 +10886,13 @@
               <w:rPr>
                 <w:color w:val="374151"/>
               </w:rPr>
+              <w:lastRenderedPageBreak/>
               <w:t>Filtrar por status e prioridade</w:t>
             </w:r>
           </w:p>
           <w:p>
             <w:pPr>
-              <w:pStyle w:val="ListParagraph"/>
+              <w:pStyle w:val="PargrafodaLista"/>
               <w:numPr>
                 <w:ilvl w:val="0"/>
                 <w:numId w:val="2"/>
@@ -10940,7 +10963,7 @@
           </w:p>
           <w:p>
             <w:pPr>
-              <w:pStyle w:val="ListParagraph"/>
+              <w:pStyle w:val="PargrafodaLista"/>
               <w:numPr>
                 <w:ilvl w:val="0"/>
                 <w:numId w:val="2"/>
@@ -10965,7 +10988,7 @@
           </w:p>
           <w:p>
             <w:pPr>
-              <w:pStyle w:val="ListParagraph"/>
+              <w:pStyle w:val="PargrafodaLista"/>
               <w:numPr>
                 <w:ilvl w:val="0"/>
                 <w:numId w:val="2"/>
@@ -10990,7 +11013,7 @@
           </w:p>
           <w:p>
             <w:pPr>
-              <w:pStyle w:val="ListParagraph"/>
+              <w:pStyle w:val="PargrafodaLista"/>
               <w:numPr>
                 <w:ilvl w:val="0"/>
                 <w:numId w:val="2"/>
@@ -11118,7 +11141,7 @@
           </w:p>
           <w:p>
             <w:pPr>
-              <w:pStyle w:val="ListParagraph"/>
+              <w:pStyle w:val="PargrafodaLista"/>
               <w:numPr>
                 <w:ilvl w:val="0"/>
                 <w:numId w:val="2"/>
@@ -11143,7 +11166,7 @@
           </w:p>
           <w:p>
             <w:pPr>
-              <w:pStyle w:val="ListParagraph"/>
+              <w:pStyle w:val="PargrafodaLista"/>
               <w:numPr>
                 <w:ilvl w:val="0"/>
                 <w:numId w:val="2"/>
@@ -11186,7 +11209,7 @@
           </w:p>
           <w:p>
             <w:pPr>
-              <w:pStyle w:val="ListParagraph"/>
+              <w:pStyle w:val="PargrafodaLista"/>
               <w:numPr>
                 <w:ilvl w:val="0"/>
                 <w:numId w:val="2"/>
@@ -11205,7 +11228,7 @@
           </w:p>
           <w:p>
             <w:pPr>
-              <w:pStyle w:val="ListParagraph"/>
+              <w:pStyle w:val="PargrafodaLista"/>
               <w:numPr>
                 <w:ilvl w:val="0"/>
                 <w:numId w:val="2"/>
@@ -11242,7 +11265,7 @@
           </w:p>
           <w:p>
             <w:pPr>
-              <w:pStyle w:val="ListParagraph"/>
+              <w:pStyle w:val="PargrafodaLista"/>
               <w:numPr>
                 <w:ilvl w:val="0"/>
                 <w:numId w:val="2"/>
@@ -11279,7 +11302,7 @@
           </w:p>
           <w:p>
             <w:pPr>
-              <w:pStyle w:val="ListParagraph"/>
+              <w:pStyle w:val="PargrafodaLista"/>
               <w:numPr>
                 <w:ilvl w:val="0"/>
                 <w:numId w:val="2"/>
@@ -11298,7 +11321,7 @@
           </w:p>
           <w:p>
             <w:pPr>
-              <w:pStyle w:val="ListParagraph"/>
+              <w:pStyle w:val="PargrafodaLista"/>
               <w:numPr>
                 <w:ilvl w:val="0"/>
                 <w:numId w:val="2"/>
@@ -12178,6 +12201,7 @@
         </w:pBdr>
       </w:pPr>
       <w:r>
+        <w:lastRenderedPageBreak/>
         <w:t xml:space="preserve">15. </w:t>
       </w:r>
       <w:r>
@@ -12269,7 +12293,7 @@
           </w:p>
           <w:p>
             <w:pPr>
-              <w:pStyle w:val="ListParagraph"/>
+              <w:pStyle w:val="PargrafodaLista"/>
               <w:numPr>
                 <w:ilvl w:val="0"/>
                 <w:numId w:val="2"/>
@@ -12300,7 +12324,7 @@
           </w:p>
           <w:p>
             <w:pPr>
-              <w:pStyle w:val="ListParagraph"/>
+              <w:pStyle w:val="PargrafodaLista"/>
               <w:numPr>
                 <w:ilvl w:val="0"/>
                 <w:numId w:val="2"/>
@@ -12319,7 +12343,7 @@
           </w:p>
           <w:p>
             <w:pPr>
-              <w:pStyle w:val="ListParagraph"/>
+              <w:pStyle w:val="PargrafodaLista"/>
               <w:numPr>
                 <w:ilvl w:val="0"/>
                 <w:numId w:val="2"/>
@@ -12368,7 +12392,7 @@
           </w:p>
           <w:p>
             <w:pPr>
-              <w:pStyle w:val="ListParagraph"/>
+              <w:pStyle w:val="PargrafodaLista"/>
               <w:numPr>
                 <w:ilvl w:val="0"/>
                 <w:numId w:val="2"/>
@@ -12411,7 +12435,7 @@
           </w:p>
           <w:p>
             <w:pPr>
-              <w:pStyle w:val="ListParagraph"/>
+              <w:pStyle w:val="PargrafodaLista"/>
               <w:numPr>
                 <w:ilvl w:val="0"/>
                 <w:numId w:val="2"/>
@@ -12430,7 +12454,7 @@
           </w:p>
           <w:p>
             <w:pPr>
-              <w:pStyle w:val="ListParagraph"/>
+              <w:pStyle w:val="PargrafodaLista"/>
               <w:numPr>
                 <w:ilvl w:val="0"/>
                 <w:numId w:val="2"/>
@@ -12471,7 +12495,7 @@
     </w:p>
     <w:p>
       <w:pPr>
-        <w:pStyle w:val="ListParagraph"/>
+        <w:pStyle w:val="PargrafodaLista"/>
         <w:numPr>
           <w:ilvl w:val="0"/>
           <w:numId w:val="2"/>
@@ -12490,7 +12514,7 @@
     </w:p>
     <w:p>
       <w:pPr>
-        <w:pStyle w:val="ListParagraph"/>
+        <w:pStyle w:val="PargrafodaLista"/>
         <w:numPr>
           <w:ilvl w:val="0"/>
           <w:numId w:val="2"/>
@@ -12527,7 +12551,7 @@
     </w:p>
     <w:p>
       <w:pPr>
-        <w:pStyle w:val="ListParagraph"/>
+        <w:pStyle w:val="PargrafodaLista"/>
         <w:numPr>
           <w:ilvl w:val="0"/>
           <w:numId w:val="2"/>
@@ -12546,7 +12570,7 @@
     </w:p>
     <w:p>
       <w:pPr>
-        <w:pStyle w:val="ListParagraph"/>
+        <w:pStyle w:val="PargrafodaLista"/>
         <w:numPr>
           <w:ilvl w:val="0"/>
           <w:numId w:val="2"/>
@@ -12562,7 +12586,7 @@
     </w:p>
     <w:p>
       <w:pPr>
-        <w:pStyle w:val="ListParagraph"/>
+        <w:pStyle w:val="PargrafodaLista"/>
         <w:numPr>
           <w:ilvl w:val="0"/>
           <w:numId w:val="2"/>
@@ -13626,7 +13650,7 @@
         </w:tcPr>
         <w:p>
           <w:pPr>
-            <w:pStyle w:val="Header"/>
+            <w:pStyle w:val="Cabealho"/>
             <w:ind w:left="-115"/>
           </w:pPr>
         </w:p>
@@ -13637,7 +13661,7 @@
         </w:tcPr>
         <w:p>
           <w:pPr>
-            <w:pStyle w:val="Header"/>
+            <w:pStyle w:val="Cabealho"/>
             <w:jc w:val="center"/>
           </w:pPr>
         </w:p>
@@ -13648,7 +13672,7 @@
         </w:tcPr>
         <w:p>
           <w:pPr>
-            <w:pStyle w:val="Header"/>
+            <w:pStyle w:val="Cabealho"/>
             <w:ind w:right="-115"/>
             <w:jc w:val="right"/>
           </w:pPr>
@@ -13658,7 +13682,7 @@
   </w:tbl>
   <w:p>
     <w:pPr>
-      <w:pStyle w:val="Footer"/>
+      <w:pStyle w:val="Rodap"/>
     </w:pPr>
   </w:p>
 </w:ftr>
@@ -14346,7 +14370,7 @@
       <w:lang w:val="pt-BR"/>
     </w:rPr>
   </w:style>
-  <w:style w:type="paragraph" w:styleId="Heading1">
+  <w:style w:type="paragraph" w:styleId="Ttulo1">
     <w:name w:val="heading 1"/>
     <w:basedOn w:val="Normal"/>
     <w:next w:val="Normal"/>
@@ -14361,7 +14385,7 @@
       <w:szCs w:val="32"/>
     </w:rPr>
   </w:style>
-  <w:style w:type="paragraph" w:styleId="Heading2">
+  <w:style w:type="paragraph" w:styleId="Ttulo2">
     <w:name w:val="heading 2"/>
     <w:basedOn w:val="Normal"/>
     <w:next w:val="Normal"/>
@@ -14378,7 +14402,7 @@
       <w:szCs w:val="26"/>
     </w:rPr>
   </w:style>
-  <w:style w:type="paragraph" w:styleId="Heading3">
+  <w:style w:type="paragraph" w:styleId="Ttulo3">
     <w:name w:val="heading 3"/>
     <w:basedOn w:val="Normal"/>
     <w:next w:val="Normal"/>
@@ -14395,7 +14419,7 @@
       <w:szCs w:val="24"/>
     </w:rPr>
   </w:style>
-  <w:style w:type="paragraph" w:styleId="Heading4">
+  <w:style w:type="paragraph" w:styleId="Ttulo4">
     <w:name w:val="heading 4"/>
     <w:basedOn w:val="Normal"/>
     <w:next w:val="Normal"/>
@@ -14412,7 +14436,7 @@
       <w:color w:val="2E74B5"/>
     </w:rPr>
   </w:style>
-  <w:style w:type="paragraph" w:styleId="Heading5">
+  <w:style w:type="paragraph" w:styleId="Ttulo5">
     <w:name w:val="heading 5"/>
     <w:basedOn w:val="Normal"/>
     <w:next w:val="Normal"/>
@@ -14427,7 +14451,7 @@
       <w:color w:val="2E74B5"/>
     </w:rPr>
   </w:style>
-  <w:style w:type="paragraph" w:styleId="Heading6">
+  <w:style w:type="paragraph" w:styleId="Ttulo6">
     <w:name w:val="heading 6"/>
     <w:basedOn w:val="Normal"/>
     <w:next w:val="Normal"/>
@@ -14442,13 +14466,13 @@
       <w:color w:val="1F4D78"/>
     </w:rPr>
   </w:style>
-  <w:style w:type="character" w:default="1" w:styleId="DefaultParagraphFont">
+  <w:style w:type="character" w:default="1" w:styleId="Fontepargpadro">
     <w:name w:val="Default Paragraph Font"/>
     <w:uiPriority w:val="1"/>
     <w:semiHidden/>
     <w:unhideWhenUsed/>
   </w:style>
-  <w:style w:type="table" w:default="1" w:styleId="TableNormal">
+  <w:style w:type="table" w:default="1" w:styleId="Tabelanormal">
     <w:name w:val="Normal Table"/>
     <w:uiPriority w:val="99"/>
     <w:semiHidden/>
@@ -14463,13 +14487,13 @@
       </w:tblCellMar>
     </w:tblPr>
   </w:style>
-  <w:style w:type="numbering" w:default="1" w:styleId="NoList">
+  <w:style w:type="numbering" w:default="1" w:styleId="Semlista">
     <w:name w:val="No List"/>
     <w:uiPriority w:val="99"/>
     <w:semiHidden/>
     <w:unhideWhenUsed/>
   </w:style>
-  <w:style w:type="paragraph" w:styleId="Title">
+  <w:style w:type="paragraph" w:styleId="Ttulo">
     <w:name w:val="Title"/>
     <w:basedOn w:val="Normal"/>
     <w:next w:val="Normal"/>
@@ -14490,7 +14514,7 @@
       <w:bCs/>
     </w:rPr>
   </w:style>
-  <w:style w:type="paragraph" w:styleId="ListParagraph">
+  <w:style w:type="paragraph" w:styleId="PargrafodaLista">
     <w:name w:val="List Paragraph"/>
     <w:basedOn w:val="Normal"/>
     <w:qFormat/>
@@ -14504,7 +14528,7 @@
       <w:u w:val="single"/>
     </w:rPr>
   </w:style>
-  <w:style w:type="character" w:styleId="FootnoteReference">
+  <w:style w:type="character" w:styleId="Refdenotaderodap">
     <w:name w:val="footnote reference"/>
     <w:uiPriority w:val="99"/>
     <w:semiHidden/>
@@ -14513,10 +14537,10 @@
       <w:vertAlign w:val="superscript"/>
     </w:rPr>
   </w:style>
-  <w:style w:type="paragraph" w:styleId="FootnoteText">
+  <w:style w:type="paragraph" w:styleId="Textodenotaderodap">
     <w:name w:val="footnote text"/>
     <w:basedOn w:val="Normal"/>
-    <w:link w:val="FootnoteTextChar"/>
+    <w:link w:val="TextodenotaderodapChar"/>
     <w:uiPriority w:val="99"/>
     <w:semiHidden/>
     <w:unhideWhenUsed/>
@@ -14525,9 +14549,9 @@
       <w:szCs w:val="20"/>
     </w:rPr>
   </w:style>
-  <w:style w:type="character" w:customStyle="1" w:styleId="FootnoteTextChar">
-    <w:name w:val="Footnote Text Char"/>
-    <w:link w:val="FootnoteText"/>
+  <w:style w:type="character" w:customStyle="1" w:styleId="TextodenotaderodapChar">
+    <w:name w:val="Texto de nota de rodapé Char"/>
+    <w:link w:val="Textodenotaderodap"/>
     <w:uiPriority w:val="99"/>
     <w:semiHidden/>
     <w:unhideWhenUsed/>
@@ -14571,10 +14595,10 @@
       <w:szCs w:val="26"/>
     </w:rPr>
   </w:style>
-  <w:style w:type="paragraph" w:styleId="Header">
+  <w:style w:type="paragraph" w:styleId="Cabealho">
     <w:name w:val="header"/>
     <w:basedOn w:val="Normal"/>
-    <w:link w:val="HeaderChar"/>
+    <w:link w:val="CabealhoChar"/>
     <w:uiPriority w:val="99"/>
     <w:unhideWhenUsed/>
     <w:rsid w:val="00283D10"/>
@@ -14585,20 +14609,20 @@
       </w:tabs>
     </w:pPr>
   </w:style>
-  <w:style w:type="character" w:customStyle="1" w:styleId="HeaderChar">
-    <w:name w:val="Header Char"/>
-    <w:basedOn w:val="DefaultParagraphFont"/>
-    <w:link w:val="Header"/>
+  <w:style w:type="character" w:customStyle="1" w:styleId="CabealhoChar">
+    <w:name w:val="Cabeçalho Char"/>
+    <w:basedOn w:val="Fontepargpadro"/>
+    <w:link w:val="Cabealho"/>
     <w:uiPriority w:val="99"/>
     <w:rsid w:val="00283D10"/>
     <w:rPr>
       <w:lang w:val="pt-BR"/>
     </w:rPr>
   </w:style>
-  <w:style w:type="paragraph" w:styleId="Footer">
+  <w:style w:type="paragraph" w:styleId="Rodap">
     <w:name w:val="footer"/>
     <w:basedOn w:val="Normal"/>
-    <w:link w:val="FooterChar"/>
+    <w:link w:val="RodapChar"/>
     <w:uiPriority w:val="99"/>
     <w:unhideWhenUsed/>
     <w:rsid w:val="00283D10"/>
@@ -14609,19 +14633,19 @@
       </w:tabs>
     </w:pPr>
   </w:style>
-  <w:style w:type="character" w:customStyle="1" w:styleId="FooterChar">
-    <w:name w:val="Footer Char"/>
-    <w:basedOn w:val="DefaultParagraphFont"/>
-    <w:link w:val="Footer"/>
+  <w:style w:type="character" w:customStyle="1" w:styleId="RodapChar">
+    <w:name w:val="Rodapé Char"/>
+    <w:basedOn w:val="Fontepargpadro"/>
+    <w:link w:val="Rodap"/>
     <w:uiPriority w:val="99"/>
     <w:rsid w:val="00283D10"/>
     <w:rPr>
       <w:lang w:val="pt-BR"/>
     </w:rPr>
   </w:style>
-  <w:style w:type="table" w:styleId="TableGrid">
+  <w:style w:type="table" w:styleId="Tabelacomgrade">
     <w:name w:val="Table Grid"/>
-    <w:basedOn w:val="TableNormal"/>
+    <w:basedOn w:val="Tabelanormal"/>
     <w:uiPriority w:val="59"/>
     <w:rsid w:val="00FB4123"/>
     <w:tblPr>
